--- a/THESIS DOCUMENTATION/Design and Development of a Solar.docx
+++ b/THESIS DOCUMENTATION/Design and Development of a Solar.docx
@@ -3,11 +3,16 @@
 <w:document xmlns:wpc="http://schemas.microsoft.com/office/word/2010/wordprocessingCanvas" xmlns:cx="http://schemas.microsoft.com/office/drawing/2014/chartex" xmlns:cx1="http://schemas.microsoft.com/office/drawing/2015/9/8/chartex" xmlns:cx2="http://schemas.microsoft.com/office/drawing/2015/10/21/chartex" xmlns:cx3="http://schemas.microsoft.com/office/drawing/2016/5/9/chartex" xmlns:cx4="http://schemas.microsoft.com/office/drawing/2016/5/10/chartex" xmlns:cx5="http://schemas.microsoft.com/office/drawing/2016/5/11/chartex" xmlns:cx6="http://schemas.microsoft.com/office/drawing/2016/5/12/chartex" xmlns:cx7="http://schemas.microsoft.com/office/drawing/2016/5/13/chartex" xmlns:cx8="http://schemas.microsoft.com/office/drawing/2016/5/14/chartex" xmlns:mc="http://schemas.openxmlformats.org/markup-compatibility/2006" xmlns:aink="http://schemas.microsoft.com/office/drawing/2016/ink" xmlns:am3d="http://schemas.microsoft.com/office/drawing/2017/model3d" xmlns:o="urn:schemas-microsoft-com:office:office" xmlns:r="http://schemas.openxmlformats.org/officeDocument/2006/relationships" xmlns:m="http://schemas.openxmlformats.org/officeDocument/2006/math" xmlns:v="urn:schemas-microsoft-com:vml" xmlns:wp14="http://schemas.microsoft.com/office/word/2010/wordprocessingDrawing" xmlns:wp="http://schemas.openxmlformats.org/drawingml/2006/wordprocessingDrawing" xmlns:w10="urn:schemas-microsoft-com:office:word" xmlns:w="http://schemas.openxmlformats.org/wordprocessingml/2006/main" xmlns:w14="http://schemas.microsoft.com/office/word/2010/wordml" xmlns:w15="http://schemas.microsoft.com/office/word/2012/wordml" xmlns:w16cex="http://schemas.microsoft.com/office/word/2018/wordml/cex" xmlns:w16cid="http://schemas.microsoft.com/office/word/2016/wordml/cid" xmlns:w16="http://schemas.microsoft.com/office/word/2018/wordml" xmlns:w16sdtdh="http://schemas.microsoft.com/office/word/2020/wordml/sdtdatahash" xmlns:w16se="http://schemas.microsoft.com/office/word/2015/wordml/symex" xmlns:wpg="http://schemas.microsoft.com/office/word/2010/wordprocessingGroup" xmlns:wpi="http://schemas.microsoft.com/office/word/2010/wordprocessingInk" xmlns:wne="http://schemas.microsoft.com/office/word/2006/wordml" xmlns:wps="http://schemas.microsoft.com/office/word/2010/wordprocessingShape" mc:Ignorable="w14 w15 w16se w16cid w16 w16cex w16sdtdh wp14">
   <w:body>
     <w:p>
+      <w:r>
+        <w:t>REVISION NOTE — 9 OCTOBER 2026: This Chapters 1 and 2 draft is aligned to the compact can-buoy, event-driven Wi-Fi/LTE cloud-telemetry baseline. Older Wi-Fi/LTE and cloud/edge service wording is superseded.</w:t>
+      </w:r>
+    </w:p>
+    <w:p>
       <w:pPr>
         <w:pStyle w:val="Title"/>
       </w:pPr>
       <w:r>
-        <w:t>Design and Development of a Solar-Powered Smart Coastal Observation Buoy with a Shore-Based Bay Station for Pressure-Derived Wave Monitoring and AI-Assisted Short-Term Prediction</w:t>
+        <w:t>Design and Development of a Solar-Powered Smart Coastal Observation Buoy with Event-Driven Cloud Telemetry for Pressure-Derived Wave Monitoring and AI-Assisted Short-Term Prediction</w:t>
       </w:r>
     </w:p>
     <w:p>
@@ -41,23 +46,13 @@
     </w:p>
     <w:p>
       <w:r>
-        <w:t>Coastal waters support transportation, fisheries, tourism, enviro</w:t>
-      </w:r>
-      <w:r>
-        <w:t>nmental protection, and disaster preparedness, and millions of Filipinos depend on daily decisions about sea conditions. Reliable, site-specific marine observations therefore have clear public value. Commercial observation buoys exist and perform well, but</w:t>
-      </w:r>
-      <w:r>
-        <w:t xml:space="preserve"> their acquisition, maintenance, and operating costs place them beyond the reach of most local government units, schools, and coastal organizations. At the same time, recent advances in microcontrollers, long-range low-power telemetry, solar energy systems</w:t>
-      </w:r>
-      <w:r>
-        <w:t>, and machine learning have made it feasible for a student research team to design, build, and evaluate an affordable coastal observation platform. Project FALCON (Fullbright College’s AI-powered Live Coastal Observation Network) is proposed as such a plat</w:t>
-      </w:r>
-      <w:r>
-        <w:t>form: a solar-powered smart coastal observation buoy paired with a shore-based Bay Station, intended to estimate wave conditions from underwater-pressure variation, observe local wind, and research short-term wave prediction as an undergraduate development</w:t>
-      </w:r>
-      <w:r>
-        <w:t xml:space="preserve"> study. This chapter presents the background of the study in international, national, and local contexts, reviews related literature and studies, states the conceptual framework, significance, problem, scope, and key terms.</w:t>
-      </w:r>
+        <w:t>Coastal waters support transportation, fisheries, tourism, environmental protection, and disaster preparedness, and millions of Filipinos depend on daily decisions about sea conditions. Reliable, site-specific marine observations therefore have clear public value. Commercial observation buoys exist and perform well, but their acquisition, maintenance, and operating costs place them beyond the reach of most local government units, schools, and coastal organizations. At the same time, recent advances in microcontrollers, long-range low-power telemetry, solar energy systems, and machine learning have made it feasible for a student research team to design, build, and evaluate an affordable coastal observation platform. Project FALCON (Fullbright College’s AI-powered Live Coastal Observation Network) is proposed as such a platform: a solar-powered smart coastal observation buoy paired with event-driven cloud telemetry, intended to estimate wave conditions from underwater-pressure variation, observe local wind, and research short-term wave prediction as an undergraduate development study. This chapter presents the background of the study in international, national, and local contexts, reviews related literature and studies, states the conceptual framework, significance, problem, scope, and key terms.</w:t>
+      </w:r>
+      <w:r/>
+      <w:r/>
+      <w:r/>
+      <w:r/>
+      <w:r/>
     </w:p>
     <w:p>
       <w:r>
@@ -80,24 +75,13 @@
     </w:p>
     <w:p>
       <w:r>
-        <w:t>Globally, sustained ocean observation underpins maritime safety, weather analysi</w:t>
-      </w:r>
-      <w:r>
-        <w:t>s, and climate assessment, yet dense near-shore coverage remains uneven because professional instruments are costly to buy and maintain. Commercial wave buoys such as the Datawell Directional Waverider and NexSens modular platforms provide accurate wave an</w:t>
-      </w:r>
-      <w:r>
-        <w:t>d environmental measurements and serve as professional benchmarks, but they are intended for government agencies and large research institutions (see Section 1.3). This cost barrier has motivated a worldwide stream of low-</w:t>
-      </w:r>
-      <w:r>
-        <w:lastRenderedPageBreak/>
-        <w:t>cost buoy research within the last</w:t>
-      </w:r>
-      <w:r>
-        <w:t xml:space="preserve"> seven years. Zhang et al. (2020) presented an integrated solar-powered buoy linked to a shore-based system, showing the importance of deliberate sensor integration and power design. More recently, Williams et al. (2025) reported a compact autonomous platf</w:t>
-      </w:r>
-      <w:r>
-        <w:t>orm for current and seawater-parameter observation, reinforcing that modular, reproducible student-scale buoys are feasible.</w:t>
-      </w:r>
+        <w:t>Globally, sustained ocean observation underpins maritime safety, weather analysis, and climate assessment, yet dense near-shore coverage remains uneven because professional instruments are costly to buy and maintain. Commercial wave buoys such as the Datawell Directional Waverider and NexSens modular platforms provide accurate wave and environmental measurements and serve as professional benchmarks, but they are intended for government agencies and large research institutions (see Section 1.3). This cost barrier has motivated a worldwide stream of low-cost buoy research within the last seven years. Zhang et al. (2020) presented an integrated solar-powered buoy system, showing the importance of deliberate sensor integration and power design. More recently, Williams et al. (2025) reported a compact autonomous platform for current and seawater-parameter observation, reinforcing that modular, reproducible student-scale buoys are feasible.</w:t>
+      </w:r>
+      <w:r/>
+      <w:r/>
+      <w:r/>
+      <w:r/>
+      <w:r/>
     </w:p>
     <w:p>
       <w:r>
@@ -159,28 +143,18 @@
     </w:p>
     <w:p>
       <w:r>
-        <w:t>This study is undertaken as an undergraduate capstone project of the Bachelor</w:t>
-      </w:r>
-      <w:r>
-        <w:t xml:space="preserve"> of Science in Information Technology program of Fullbright College by the Project FALCON Research Group. The intended pilot setting is a near-shore barangay coastline where a moored buoy reports to a gateway housed in the barangay hall, and where the inte</w:t>
-      </w:r>
-      <w:r>
-        <w:t>nded dashboard readers include older or non-technical operators such as fisherfolk leaders and barangay staff. That audience shapes concrete design choices carried through the whole study: four dashboard pages (Overview, Buoy Motion, Sensors, Logs &amp; Alerts</w:t>
-      </w:r>
-      <w:r>
-        <w:t>), large text, plain labels, and explicit source and freshness states on every value.</w:t>
-      </w:r>
+        <w:t>This study is undertaken as an undergraduate capstone project of the Bachelor of Science in Information Technology program of Fullbright College by the Project FALCON Research Group. The intended pilot setting is a near-shore barangay coastline where a moored buoy reports to an approved cloud/edge endpoint, and where the intended dashboard readers include older or non-technical operators such as fisherfolk leaders and barangay staff. That audience shapes concrete design choices carried through the whole study: four dashboard pages (Overview, Buoy Motion, Sensors, Logs &amp; Alerts), large text, plain labels, and explicit source and freshness states on every value.</w:t>
+      </w:r>
+      <w:r/>
+      <w:r/>
+      <w:r/>
     </w:p>
     <w:p>
       <w:r>
-        <w:t>The local context also fixes the deployment boundaries used in Chapter 2. The buoy carries an ESP32 controller, approved sensors, LoRa telemetry, power, and security elec</w:t>
-      </w:r>
-      <w:r>
-        <w:t>tronics, with no mini-PC and no cellular modem on the water. Storage, processing, prediction, dashboard hosting, and alerts run on the shore Bay Station, whose separate SIM/4G/5G connection serves only as Internet backhaul, so local monitoring continues du</w:t>
-      </w:r>
-      <w:r>
-        <w:t>ring Internet interruption.</w:t>
-      </w:r>
+        <w:t>The local context also fixes the deployment boundaries used in Chapter 2. The buoy carries an ESP32 controller, approved sensors, Wi-Fi/LTE telemetry, power, and security electronics, with no mini-PC on the water. A 4G/LTE modem may be installed on the buoy for remote field trials, while storage, processing, prediction, dashboard hosting, and alerts run on the approved cloud/edge service. The ESP32 continues local sampling and buffering during Internet interruption, then uploads records when the link returns.</w:t>
+      </w:r>
+      <w:r/>
+      <w:r/>
     </w:p>
     <w:p>
       <w:pPr>
@@ -201,17 +175,11 @@
     </w:p>
     <w:p>
       <w:r>
-        <w:t xml:space="preserve">Low-cost and autonomous marine platforms. Recent platforms show that physical design cannot be separated from information-system design: hull </w:t>
-      </w:r>
-      <w:r>
-        <w:t xml:space="preserve">geometry, ballast, freeboard, mooring, antenna placement, cable entry, enclosure temperature, and solar exposure all influence the quality of the data that eventually reach the dashboard (Zhang et al., 2020; Williams et al., 2025). FALCON therefore treats </w:t>
-      </w:r>
-      <w:r>
-        <w:t>the buoy, power, communication, and software as one evaluation unit, following the integrated-evaluation principle also seen in recent marine battery-IoT work (Cho et al., 2021). Because low cost and sensor integration alone are well established in the rec</w:t>
-      </w:r>
-      <w:r>
-        <w:t>ent literature, this study claims no novelty in building a buoy; its intended contribution is the documented integration and local evaluation of sensing, telemetry, shore processing, solar power, security telemetry, and transparent prediction research.</w:t>
-      </w:r>
+        <w:t>Low-cost and autonomous marine platforms. Recent platforms show that physical design cannot be separated from information-system design: hull geometry, ballast, freeboard, mooring, antenna placement, cable entry, enclosure temperature, and solar exposure all influence the quality of the data that eventually reach the dashboard (Zhang et al., 2020; Williams et al., 2025). FALCON therefore treats the buoy, power, communication, and software as one evaluation unit, following the integrated-evaluation principle also seen in recent marine battery-IoT work (Cho et al., 2021). Because low cost and sensor integration alone are well established in the recent literature, this study claims no novelty in building a buoy; its intended contribution is the documented integration and local evaluation of sensing, event-driven cloud telemetry, solar power, security telemetry, and transparent prediction research.</w:t>
+      </w:r>
+      <w:r/>
+      <w:r/>
+      <w:r/>
     </w:p>
     <w:p>
       <w:r>
@@ -235,31 +203,19 @@
     </w:p>
     <w:p>
       <w:r>
-        <w:t>Solar energy, edge computing, and data quality. Marine autonomy is an energy balance among sensing, computation, communication, harvesting, and storage, best handled with degradation awareness and power-saving strategi</w:t>
-      </w:r>
-      <w:r>
-        <w:t>es (Cho et al., 2021; Grare et al., 2021). The recent literature supports the division of work in this study: deterministic acquisition, timestamping, buffering, and health checks on the ESP32, with storage, processing, dashboard, and inference on shore po</w:t>
-      </w:r>
-      <w:r>
-        <w:t xml:space="preserve">wer, provided it is validated by a measured load table and daily energy budget rather than component ratings. Because calibration drift, corrosion, limited energy, unreliable links, and missing references persistently degrade ocean-sensor data (Skalvik et </w:t>
-      </w:r>
-      <w:r>
-        <w:t>al., 2023), every record in this study carries time validity, sensor-health information, and quality flags, and prediction is withheld or marked unreliable when required inputs fail checks.</w:t>
-      </w:r>
+        <w:t>Solar energy, edge computing, and data quality. Marine autonomy is an energy balance among sensing, computation, communication, harvesting, and storage, best handled with degradation awareness and power-saving strategies (Cho et al., 2021; Grare et al., 2021). The recent literature supports the division of work in this study: deterministic acquisition, timestamping, buffering, and health checks on the ESP32, with storage, processing, dashboard, and inference kept off the buoy on development or cloud infrastructure, provided it is validated by a measured load table and daily energy budget rather than component ratings. Because calibration drift, corrosion, limited energy, unreliable links, and missing references persistently degrade ocean-sensor data (Skalvik et al., 2023), every record in this study carries time validity, sensor-health information, and quality flags, and prediction is withheld or marked unreliable when required inputs fail checks.</w:t>
+      </w:r>
+      <w:r/>
+      <w:r/>
+      <w:r/>
     </w:p>
     <w:p>
       <w:r>
-        <w:t>Coastal communications and position monitoring. Practical marine t</w:t>
-      </w:r>
-      <w:r>
-        <w:t>elemetry must assume interruption: local storage, sequence numbers, retry logic, duplicate handling, and delayed synchronization are required rather than an always-on link. LoRa suits the low-rate buoy-to-shore path with a local gateway, while SIM/4G/5G se</w:t>
-      </w:r>
-      <w:r>
-        <w:t>rves as backhaul; identity authentication and duplicate prevention are part of the design (see also the open LoRa-buoy preprint, Dreyer et al., 2026, treated here as not yet peer-reviewed). Position monitoring for geofence and tamper logic must tolerate GP</w:t>
-      </w:r>
-      <w:r>
-        <w:t>S scatter through persistence rules so that ordinary motion is not reported as theft (Raja Ali et al., 2026).</w:t>
-      </w:r>
+        <w:t>Coastal communications and position monitoring. Practical marine telemetry must assume interruption: local storage, sequence numbers, retry logic, duplicate handling, and delayed synchronization are required rather than an always-on link. Wi-Fi suits laboratory or near-shore tests, while 4G/LTE is the remote field path when no reliable shore Wi-Fi reaches the buoy; identity authentication, duplicate prevention, local buffering, and delayed synchronization are part of the design. Dreyer et al. (2026) is cited only as emerging low-power buoy telemetry evidence and is treated as a preprint, not as proof of FALCON performance. Position monitoring for geofence and tamper logic must tolerate GPS scatter through persistence rules so that ordinary motion is not reported as theft (Raja Ali et al., 2026).</w:t>
+      </w:r>
+      <w:r/>
+      <w:r/>
+      <w:r/>
     </w:p>
     <w:p>
       <w:r>
@@ -675,7 +631,7 @@
           </w:tcPr>
           <w:p>
             <w:r>
-              <w:t>Designed for PH shore deployment</w:t>
+              <w:t>Designed for PH coastal deployment</w:t>
             </w:r>
           </w:p>
         </w:tc>
@@ -713,24 +669,13 @@
     </w:tbl>
     <w:p>
       <w:r>
-        <w:t xml:space="preserve">The </w:t>
-      </w:r>
-      <w:r>
-        <w:t>comparison yields the research gap: no reviewed affordable platform combines, in one documented and locally maintainable build, a stable floating platform, autonomous solar-powered operation, timestamped LoRa telemetry with outage recovery, shore-based pro</w:t>
-      </w:r>
-      <w:r>
-        <w:t>cessing and storage, calibrated pressure-derived wave estimation, transparent short-term prediction tested against non-AI baselines, and a dashboard usable by non-technical operators. Studies that attempt many parameters at once further pay for breadth wit</w:t>
-      </w:r>
-      <w:r>
-        <w:t xml:space="preserve">h complexity, cost, calibration load, and maintenance </w:t>
-      </w:r>
-      <w:r>
-        <w:lastRenderedPageBreak/>
-        <w:t>effort; FALCON deliberately narrows Phase 1 to pressure-derived wave sensing plus wind speed and direction as the primary measurements, with GPS, power, timestamps, and security states as supporting tel</w:t>
-      </w:r>
-      <w:r>
-        <w:t>emetry, and water temperature and other environmental sensors excluded.</w:t>
-      </w:r>
+        <w:t>The comparison yields the research gap: no reviewed affordable platform combines, in one documented and locally maintainable build, a stable floating platform, autonomous solar-powered operation, timestamped Wi-Fi/LTE cloud telemetry with outage recovery, cloud/edge processing and storage, calibrated pressure-derived wave estimation, transparent short-term prediction tested against non-AI baselines, and a dashboard usable by non-technical operators. Studies that attempt many parameters at once further pay for breadth with complexity, cost, calibration load, and maintenance effort; FALCON deliberately narrows Phase 1 to pressure-derived wave sensing plus wind speed and direction as the primary measurements, with GPS, power, timestamps, and security states as supporting telemetry, and water temperature and other environmental sensors excluded.</w:t>
+      </w:r>
+      <w:r/>
+      <w:r/>
+      <w:r/>
+      <w:r/>
+      <w:r/>
     </w:p>
     <w:p>
       <w:r>
@@ -753,14 +698,10 @@
     </w:p>
     <w:p>
       <w:r>
-        <w:t xml:space="preserve">The study is guided by an Input–Process–Output (IPO) framework. The input layer consists of direct pressure and wind observations together with supporting GPS, power, security, and health telemetry. The process layer </w:t>
-      </w:r>
-      <w:r>
-        <w:t>consists of ESP32 acquisition (timestamping, validation, framing, buffering), the LoRa transport link to the barangay-hall gateway, and the shore Bay Station services (authentication, deduplication, storage, processing, prediction, alerts, API). The output</w:t>
-      </w:r>
-      <w:r>
-        <w:t xml:space="preserve"> layer consists of retained records, derived wave statistics, predictions, and operator messages, closed by evaluation evidence that determines whether each output is accurate, reliable, usable, and safe within the stated scope.</w:t>
-      </w:r>
+        <w:t>The study is guided by an Input–Process–Output (IPO) framework. The input layer consists of direct pressure and wind observations together with supporting GPS, power, security, and health telemetry. The process layer consists of ESP32 acquisition (timestamping, validation, framing, buffering), the Wi-Fi/LTE cloud transport link to the approved cloud endpoint, and the cloud/edge service services (authentication, deduplication, storage, processing, prediction, alerts, API). The output layer consists of retained records, derived wave statistics, predictions, and operator messages, closed by evaluation evidence that determines whether each output is accurate, reliable, usable, and safe within the stated scope.</w:t>
+      </w:r>
+      <w:r/>
+      <w:r/>
     </w:p>
     <w:p>
       <w:r>
@@ -805,11 +746,9 @@
     </w:p>
     <w:p>
       <w:r>
-        <w:t>Barangay and municipal (LGU) offices. An affordab</w:t>
-      </w:r>
-      <w:r>
-        <w:t>le, locally maintainable platform with a barangay-hall gateway gives local offices their own near-shore record — useful for incident awareness, planning, and justifying further investment — without dependence on continuous Internet.</w:t>
-      </w:r>
+        <w:t>Barangay and municipal (LGU) offices. An affordable, locally maintainable platform with an approved cloud endpoint gives local offices their own near-shore record — useful for incident awareness, planning, and justifying further investment — without dependence on continuous Internet.</w:t>
+      </w:r>
+      <w:r/>
     </w:p>
     <w:p>
       <w:r>
@@ -841,14 +780,10 @@
     </w:p>
     <w:p>
       <w:r>
-        <w:t>General problem. This study designs and develops Project FALCON, a solar-powered smart coastal observation buoy with a shore-based B</w:t>
-      </w:r>
-      <w:r>
-        <w:t>ay Station, capable of pressure-derived wave monitoring and AI-assisted short-term wave height prediction using a focused set of IoT sensors, and evaluates whether the integrated platform meets defined acceptance criteria for measurement, communication, po</w:t>
-      </w:r>
-      <w:r>
-        <w:t>wer, alerting, usability, and prediction.</w:t>
-      </w:r>
+        <w:t>General problem. This study designs and develops Project FALCON, a solar-powered smart coastal observation buoy with event-driven cloud telemetry, capable of pressure-derived wave monitoring and AI-assisted short-term wave height prediction using a focused set of IoT sensors, and evaluates whether the integrated platform meets defined acceptance criteria for measurement, communication, power, alerting, usability, and prediction.</w:t>
+      </w:r>
+      <w:r/>
+      <w:r/>
     </w:p>
     <w:p>
       <w:r>
@@ -862,7 +797,7 @@
     </w:p>
     <w:p>
       <w:r>
-        <w:t>2. How reliably can the ESP32–LoRa–Bay Station path deliver timestamped records and recover from link or Internet outages without silent data loss or duplication?</w:t>
+        <w:t>2. How reliably can the ESP32–Wi-Fi/LTE–cloud/edge service path deliver timestamped records and recover from link or Internet outages without silent data loss or duplication?</w:t>
       </w:r>
     </w:p>
     <w:p>
@@ -893,14 +828,10 @@
     </w:p>
     <w:p>
       <w:r>
-        <w:t>These six questions map one-to-one</w:t>
-      </w:r>
-      <w:r>
-        <w:t xml:space="preserve"> onto the methodological instruments of Chapter 2, Table 1 (sensor-reference comparison; LoRa/backhaul scenarios; instrumented power logging; controlled false-alert scenarios; task-based usability testing; chronological hold-out against persistence baselin</w:t>
-      </w:r>
-      <w:r>
-        <w:t>es).</w:t>
-      </w:r>
+        <w:t>These six questions map one-to-one onto the methodological instruments of Chapter 2, Table 1 (sensor-reference comparison; Wi-Fi/LTE cloud upload scenarios; instrumented power logging; controlled false-alert scenarios; task-based usability testing; chronological hold-out against persistence baselines).</w:t>
+      </w:r>
+      <w:r/>
+      <w:r/>
     </w:p>
     <w:p>
       <w:pPr>
@@ -928,20 +859,12 @@
     </w:p>
     <w:p>
       <w:r>
-        <w:t xml:space="preserve">The study covers the design, prototype implementation, controlled testing, and evaluation of one solar-powered buoy node and </w:t>
-      </w:r>
-      <w:r>
-        <w:t>one shore Bay Station for near-shore research use. Primary Phase 1 measurements are pressure-derived wave sensing and wind speed/direction; GPS, power, timestamps, and security states are supporting telemetry. The deployment pressure candidate is the Holyk</w:t>
-      </w:r>
-      <w:r>
-        <w:t xml:space="preserve">ell HPT604 Type A (provisional 0–2 mH2O vented gauge, 4–20 mA), pending written supplier confirmation of continuous-saltwater suitability and calibration; a bench-only Bar02 sensor is used solely for supervised bench comparison. Final LoRa radio, gateway, </w:t>
-      </w:r>
-      <w:r>
-        <w:t xml:space="preserve">antenna, band, protocol, and Bay Station computer are selection gates documented in the selection register. The study excludes continuous open-sea deployment, official forecasting or warnings, water-temperature/salinity/chemistry sensing, and any claim of </w:t>
-      </w:r>
-      <w:r>
-        <w:t>accuracy before reference validation. All energy figures prior to instrumented logging are calculations, not measurements; all simulator outputs are workflow demonstrations, not field evidence.</w:t>
-      </w:r>
+        <w:t>The study covers the design, prototype implementation, controlled testing, and evaluation of one solar-powered buoy node and one cloud/edge service for near-shore research use. Primary Phase 1 measurements are pressure-derived wave sensing and wind speed/direction; GPS, power, timestamps, and security states are supporting telemetry. The deployment pressure candidate is the Holykell HPT604 Type A (provisional 0–2 mH2O vented gauge, 4–20 mA), pending written supplier confirmation of continuous-saltwater suitability and calibration; a bench-only Bar02 sensor is used solely for supervised bench comparison. Final Wi-Fi access point or LTE modem, antenna, SIM/data plan, endpoint, authentication, protocol, and cloud/edge host are selection gates documented in the selection register. The study excludes continuous open-sea deployment, official forecasting or warnings, water-temperature/salinity/chemistry sensing, and any claim of accuracy before reference validation. All energy figures prior to instrumented logging are calculations, not measurements; all simulator outputs are workflow demonstrations, not field evidence.</w:t>
+      </w:r>
+      <w:r/>
+      <w:r/>
+      <w:r/>
+      <w:r/>
     </w:p>
     <w:p>
       <w:pPr>
@@ -1021,25 +944,19 @@
         <w:rPr>
           <w:b/>
         </w:rPr>
-        <w:t>Bay Station.</w:t>
-      </w:r>
-      <w:r>
-        <w:t xml:space="preserve"> The shore-based service point (proposed:</w:t>
-      </w:r>
-      <w:r>
-        <w:t xml:space="preserve"> barangay hall) that authenticates, stores, processes, predicts, alerts, and serves the dashboard; its SIM/4G/5G link is Internet backhaul only.</w:t>
-      </w:r>
+        <w:t>Cloud/edge service. The approved service endpoint that authenticates, stores, processes, predicts, alerts, and serves the dashboard for authorized users.</w:t>
+      </w:r>
+      <w:r/>
+      <w:r/>
     </w:p>
     <w:p>
       <w:r>
         <w:rPr>
           <w:b/>
         </w:rPr>
-        <w:t>LoRa link.</w:t>
-      </w:r>
-      <w:r>
-        <w:t xml:space="preserve"> The low-rate buoy-to-shore telemetry path; site range and reliability are selection gates requiring testing.</w:t>
-      </w:r>
+        <w:t>Wi-Fi/LTE cloud link. The low-rate buoy-to-cloud telemetry path; site range and reliability are selection gates requiring testing.</w:t>
+      </w:r>
+      <w:r/>
     </w:p>
     <w:p>
       <w:r>
@@ -1089,11 +1006,9 @@
     </w:p>
     <w:p>
       <w:r>
-        <w:t>Dreyer, L. W., Pferscher, A., Sieve, R., Rabault, J., Jensen, A., Johnsen, E. B., &amp; Hope, G. (2026). OLB: An open LoRa buoy for coastal water measurements [Preprint]. arXiv. ht</w:t>
-      </w:r>
-      <w:r>
-        <w:t>tps://doi.org/10.48550/arXiv.2601.05615</w:t>
-      </w:r>
+        <w:t>Dreyer, L. W., Pferscher, A., Sieve, R., Rabault, J., Jensen, A., Johnsen, E. B., &amp; Hope, G. (2026). OLB: An open Wi-Fi/LTE buoy for coastal water measurements [Preprint]. arXiv. https://doi.org/10.48550/arXiv.2601.05615</w:t>
+      </w:r>
+      <w:r/>
     </w:p>
     <w:p>
       <w:r>
@@ -1270,19 +1185,17 @@
         <w:rPr>
           <w:color w:val="000000"/>
         </w:rPr>
-        <w:t>The study is applied experimental development: the artifact — a solar-powered coastal observation buoy paired with a shore-based Bay Station — is built and then subjected to controlled trials that yield quantitativ</w:t>
+        <w:t>The study is applied experimental development: the artifact — a solar-powered coastal observation buoy paired with event-driven cloud telemetry — is built and then subjected to controlled trials that yield quantitative evidence of measurement quality, communication reliability, power autonomy, security behavior, usability, and short-term prediction accuracy. Consistent with the caution that every observing platform and processing method carries its own response and uncertainty (Ardhuin et al., 2019), the design separates what is measured, estimated, predicted, simulated, stale, and unavailable, so that no stage of the pipeline is allowed to impersonate another.</w:t>
       </w:r>
       <w:r>
         <w:rPr>
           <w:color w:val="000000"/>
         </w:rPr>
-        <w:t>e evidence of measurement quality, communication reliability, power autonomy, security behavior, usability, and short-term prediction accuracy. Consistent with the caution that every observing platform and processing method carries its own response and unc</w:t>
       </w:r>
       <w:r>
         <w:rPr>
           <w:color w:val="000000"/>
         </w:rPr>
-        <w:t>ertainty (Ardhuin et al., 2019), the design separates what is measured, estimated, predicted, simulated, stale, and unavailable, so that no stage of the pipeline is allowed to impersonate another.</w:t>
       </w:r>
     </w:p>
     <w:p>
@@ -1472,7 +1385,7 @@
                 <w:color w:val="000000"/>
                 <w:sz w:val="18"/>
               </w:rPr>
-              <w:t>LoRa/backhaul scenarios; packet-delivery metrics (2.6)</w:t>
+              <w:t>Wi-Fi/LTE cloud upload scenarios; packet-delivery metrics (2.6)</w:t>
             </w:r>
           </w:p>
         </w:tc>
@@ -1684,19 +1597,17 @@
         <w:rPr>
           <w:color w:val="000000"/>
         </w:rPr>
-        <w:t xml:space="preserve">The approved architecture follows an Input–Process–Output (IPO) framework (see Figure 1). Direct pressure and wind observations, with supporting GPS, power, </w:t>
+        <w:t>The approved architecture follows an Input–Process–Output (IPO) framework (see Figure 1). Direct pressure and wind observations, with supporting GPS, power, security, and health telemetry, form the input layer; the ESP32 acquisition layer, the Wi-Fi/LTE cloud transport link, and the cloud/edge service services form the process layer; retained records, derived wave statistics, predictions, and operator messages form the output layer, closed by evaluation evidence that determines whether each output is accurate, reliable, usable, and safe for the stated research scope.</w:t>
       </w:r>
       <w:r>
         <w:rPr>
           <w:color w:val="000000"/>
         </w:rPr>
-        <w:t>security, and health telemetry, form the input layer; the ESP32 acquisition layer, the LoRa transport link, and the shore Bay Station services form the process layer; retained records, derived wave statistics, predictions, and operator messages form the ou</w:t>
       </w:r>
       <w:r>
         <w:rPr>
           <w:color w:val="000000"/>
         </w:rPr>
-        <w:t>tput layer, closed by evaluation evidence that determines whether each output is accurate, reliable, usable, and safe for the stated research scope.</w:t>
       </w:r>
     </w:p>
     <w:p>
@@ -1776,19 +1687,17 @@
         <w:rPr>
           <w:color w:val="000000"/>
         </w:rPr>
-        <w:t>The system is organized into five cooperating layers,</w:t>
+        <w:t>The system is organized into five cooperating layers, each with an explicit responsibility and a defined failure behavior (Table 2). The buoy data is routed through a site-tested Wi-Fi/LTE cloud link to an approved cloud endpoint, and SIM/4G/5G is used only as the cloud/edge service cloud connectivity — never as the buoy direct connection. This separation lets local ingestion, storage, prediction, and dashboard services continue during Internet interruption (see Figure 2), a resilience property emphasized in recent integrated marine-IoT work (Cho et al., 2021; Rojas et al., 2025).</w:t>
       </w:r>
       <w:r>
         <w:rPr>
           <w:color w:val="000000"/>
         </w:rPr>
-        <w:t xml:space="preserve"> each with an explicit responsibility and a defined failure behavior (Table 2). The buoy data is routed through a site-tested LoRa link to a barangay-hall gateway, and SIM/4G/5G is used only as the Bay Station Internet backhaul — never as the buoy direct c</w:t>
       </w:r>
       <w:r>
         <w:rPr>
           <w:color w:val="000000"/>
         </w:rPr>
-        <w:t>onnection. This separation lets local ingestion, storage, prediction, and dashboard services continue during Internet interruption (see Figure 2), a resilience property emphasized in recent integrated marine-IoT work (Cho et al., 2021; Rojas et al., 2025).</w:t>
       </w:r>
     </w:p>
     <w:p>
@@ -2074,7 +1983,7 @@
                 <w:color w:val="000000"/>
                 <w:sz w:val="18"/>
               </w:rPr>
-              <w:t>Continues sensing and local security during LoRa loss</w:t>
+              <w:t>Continues sensing and local security during Wi-Fi/LTE loss</w:t>
             </w:r>
           </w:p>
         </w:tc>
@@ -2096,7 +2005,7 @@
                 <w:color w:val="000000"/>
                 <w:sz w:val="18"/>
               </w:rPr>
-              <w:t>LoRa link</w:t>
+              <w:t>Wi-Fi/LTE cloud link</w:t>
             </w:r>
           </w:p>
         </w:tc>
@@ -2116,14 +2025,13 @@
                 <w:color w:val="000000"/>
                 <w:sz w:val="18"/>
               </w:rPr>
-              <w:t xml:space="preserve">Carry compact packets to the barangay-hall </w:t>
+              <w:t>Carry compact packets to the approved cloud endpoint</w:t>
             </w:r>
             <w:r>
               <w:rPr>
                 <w:color w:val="000000"/>
                 <w:sz w:val="18"/>
               </w:rPr>
-              <w:t>gateway</w:t>
             </w:r>
           </w:p>
         </w:tc>
@@ -2165,7 +2073,7 @@
                 <w:color w:val="000000"/>
                 <w:sz w:val="18"/>
               </w:rPr>
-              <w:t>Bay Station</w:t>
+              <w:t>cloud/edge service</w:t>
             </w:r>
           </w:p>
         </w:tc>
@@ -2227,7 +2135,7 @@
                 <w:color w:val="000000"/>
                 <w:sz w:val="18"/>
               </w:rPr>
-              <w:t>Internet backhaul</w:t>
+              <w:t>cloud connectivity</w:t>
             </w:r>
           </w:p>
         </w:tc>
@@ -2415,19 +2323,17 @@
         <w:rPr>
           <w:color w:val="000000"/>
         </w:rPr>
-        <w:t xml:space="preserve">Data management. A single unified record schema is enforced end-to-end. Out-of-range, stale, disconnected, implausible, and stuck values are flagged or rejected, never silently replaced with </w:t>
+        <w:t>Data management. A single unified record schema is enforced end-to-end. Out-of-range, stale, disconnected, implausible, and stuck values are flagged or rejected, never silently replaced with zero. During Wi-Fi/LTE outages the node buffers a defined duration of records and preserves original timestamps on retransmission; the cloud/edge service authenticates buoy identity, prevents duplicate insertion, and logs rejected or malformed packets. Data are retained with backups, export capability, and a documented retention rule (Section 2.7).</w:t>
       </w:r>
       <w:r>
         <w:rPr>
           <w:color w:val="000000"/>
         </w:rPr>
-        <w:t>zero. During LoRa outages the node buffers a defined duration of records and preserves original timestamps on retransmission; the Bay Station authenticates buoy identity, prevents duplicate insertion, and logs rejected or malformed packets. Data are retain</w:t>
       </w:r>
       <w:r>
         <w:rPr>
           <w:color w:val="000000"/>
         </w:rPr>
-        <w:t>ed with backups, export capability, and a documented retention rule (Section 2.7).</w:t>
       </w:r>
     </w:p>
     <w:p>
@@ -2454,19 +2360,17 @@
         <w:rPr>
           <w:color w:val="000000"/>
         </w:rPr>
-        <w:t xml:space="preserve">The prototype integrates embedded firmware, a shore-side service, a relational database, a web dashboard, and a machine-learning pipeline. Table </w:t>
+        <w:t>The prototype integrates embedded firmware, a cloud/edge service, a relational database, a web dashboard, and a machine-learning pipeline. Table 3 maps each functional area to the software and tools applied and to its purpose. Following the integrated-evaluation principle of prior marine buoy systems, marine sensing, communication, and battery behavior are treated as one evaluation unit (Cho et al., 2021; Wiranata &amp; Widodo, 2026).</w:t>
       </w:r>
       <w:r>
         <w:rPr>
           <w:color w:val="000000"/>
         </w:rPr>
-        <w:t>3 maps each functional area to the software and tools applied and to its purpose. Following the integrated-evaluation principle of prior marine buoy systems, marine sensing, communication, and battery behavior are treated as one evaluation unit (Cho et al.</w:t>
       </w:r>
       <w:r>
         <w:rPr>
           <w:color w:val="000000"/>
         </w:rPr>
-        <w:t>, 2021; Wiranata &amp; Widodo, 2026).</w:t>
       </w:r>
     </w:p>
     <w:p>
@@ -2617,7 +2521,7 @@
                 <w:color w:val="000000"/>
                 <w:sz w:val="18"/>
               </w:rPr>
-              <w:t>Acquisition, timestamping, framing, buffering, LoRa transmission</w:t>
+              <w:t>Acquisition, timestamping, framing, buffering, event-driven Wi-Fi/LTE upload</w:t>
             </w:r>
           </w:p>
         </w:tc>
@@ -2666,7 +2570,7 @@
                 <w:color w:val="000000"/>
                 <w:sz w:val="18"/>
               </w:rPr>
-              <w:t>Python (Bay Station service)</w:t>
+              <w:t>Python (cloud/edge service)</w:t>
             </w:r>
           </w:p>
         </w:tc>
@@ -3341,7 +3245,7 @@
                 <w:color w:val="000000"/>
                 <w:sz w:val="18"/>
               </w:rPr>
-              <w:t>Exact BOM, datasheets, pinout, LoRa/Bay Station selection</w:t>
+              <w:t>Exact BOM, datasheets, pinout, Wi-Fi/LTE/cloud/edge service selection</w:t>
             </w:r>
           </w:p>
         </w:tc>
@@ -3646,25 +3550,22 @@
         <w:rPr>
           <w:color w:val="000000"/>
         </w:rPr>
-        <w:t>Hardware baseline. The pressure channel is the highest-risk component. The deployment candidate is a HPT604 Type A, provisional 0–2 mH2O vented-gauge sensor with 4–20 mA ou</w:t>
+        <w:t>Hardware baseline. The pressure channel is the highest-risk component. The deployment candidate is a HPT604 Type A, provisional 0–2 mH2O vented-gauge sensor with 4–20 mA output, interfaced through a protected 12 V loop, a 150 Ω precision shunt, input protection/filtering, and a 3.3 V ADS1115 receiver. Its vent tube must terminate in a dry, breathable, supplier-approved desiccant/breather arrangement, and written confirmation of continuous saltwater compatibility, wetted materials, seals, cable, and exact order code is required before purchase. The bench-only Bar02 I2C sensor is retained only for bench work because its manufacturer restricts continuous immersion (Blue Robotics, n.d.). Final Wi-Fi access point or LTE modem, antenna, SIM/data plan, endpoint, authentication, protocol, and cloud/edge host remain selection gates.</w:t>
       </w:r>
       <w:r>
         <w:rPr>
           <w:color w:val="000000"/>
         </w:rPr>
-        <w:t>tput, interfaced through a protected 12 V loop, a 150 Ω precision shunt, input protection/filtering, and a 3.3 V ADS1115 receiver. Its vent tube must terminate in a dry, breathable, supplier-approved desiccant/breather arrangement, and written confirmation</w:t>
       </w:r>
       <w:r>
         <w:rPr>
           <w:color w:val="000000"/>
         </w:rPr>
-        <w:t xml:space="preserve"> of continuous saltwater compatibility, wetted materials, seals, cable, and exact order code is required before purchase. The bench-only Bar02 I2C sensor is retained only for bench work because its manufacturer restricts continuous immersion (Blue Robotics</w:t>
       </w:r>
       <w:r>
         <w:rPr>
           <w:color w:val="000000"/>
         </w:rPr>
-        <w:t>, n.d.). Final LoRa radio, gateway, antenna, band, and protocol, as well as the Bay Station computer, remain selection gates.</w:t>
       </w:r>
     </w:p>
     <w:p>
@@ -3873,31 +3774,27 @@
         <w:rPr>
           <w:color w:val="000000"/>
         </w:rPr>
-        <w:t xml:space="preserve">Energy, mechanical, </w:t>
+        <w:t>Energy, mechanical, and security procedures. A preliminary energy-budget worksheet (e.g., a 12.8 V, 6-10 Ah battery candidate at 80% usable capacity against a measured ESP32 plus modem duty-cycle load) is treated explicitly as a calculation, not a measurement, and is replaced by logged current data once hardware is frozen, consistent with energy-balance assessment for solar-powered IoT buoys (Wiranata &amp; Widodo, 2026). The separate buoy and cloud/edge power boundaries are illustrated in Figure 5. The replacement compact can-buoy design must pass buoyancy, freeboard, center-of-gravity, stability/righting, top-housing and antenna load, mooring, corrosion, cable strain, ingress, condensation, sensor exposure, antenna clearance, retrieval, and serviceability review. Physical security uses SECURE, WARNING, ALERT, and DISARMED states, with geofence radius, GPS-quality limits, persistence time, maintenance controls, and tamper debounce documented.</w:t>
       </w:r>
       <w:r>
         <w:rPr>
           <w:color w:val="000000"/>
         </w:rPr>
-        <w:t>and security procedures. A preliminary energy-budget worksheet (e.g., a 12.8 V, 20 Ah battery at 80% usable capacity against a 4 W average buoy load) is treated explicitly as a calculation, not a measurement, and is replaced by logged current data once har</w:t>
       </w:r>
       <w:r>
         <w:rPr>
           <w:color w:val="000000"/>
         </w:rPr>
-        <w:t>dware is frozen, consistent with energy-balance assessment for solar-powered IoT buoys (Wiranata &amp; Widodo, 2026). The separate buoy and shore power boundaries are illustrated in Figure 5. The replacement mechanical design must pass buoyancy, freeboard, cen</w:t>
       </w:r>
       <w:r>
         <w:rPr>
           <w:color w:val="000000"/>
         </w:rPr>
-        <w:t>ter-of-gravity, stability/righting, tower load, mooring, corrosion, cable strain, ingress, condensation, sensor exposure, antenna clearance, retrieval, and serviceability review. Physical security uses SECURE, WARNING, ALERT, and DISARMED states, with geof</w:t>
       </w:r>
       <w:r>
         <w:rPr>
           <w:color w:val="000000"/>
         </w:rPr>
-        <w:t>ence radius, GPS-quality limits, persistence time, maintenance controls, and tamper debounce documented.</w:t>
       </w:r>
     </w:p>
     <w:p>
@@ -3964,7 +3861,7 @@
           <w:b/>
           <w:color w:val="000000"/>
         </w:rPr>
-        <w:t>Figure 5. Buoy and shore Bay Station power boundaries</w:t>
+        <w:t>Figure 5. Buoy and cloud/edge service power boundaries</w:t>
       </w:r>
     </w:p>
     <w:p>
@@ -4306,7 +4203,7 @@
                 <w:color w:val="000000"/>
                 <w:sz w:val="18"/>
               </w:rPr>
-              <w:t>LoRa / backhaul</w:t>
+              <w:t>Wi-Fi/LTE cloud upload</w:t>
             </w:r>
           </w:p>
         </w:tc>
@@ -4917,7 +4814,7 @@
                 <w:color w:val="000000"/>
                 <w:sz w:val="18"/>
               </w:rPr>
-              <w:t>LoRa link interrupted</w:t>
+              <w:t>Wi-Fi/LTE cloud link interrupted</w:t>
             </w:r>
           </w:p>
         </w:tc>
@@ -4979,7 +4876,7 @@
                 <w:color w:val="000000"/>
                 <w:sz w:val="18"/>
               </w:rPr>
-              <w:t>Bay Station Internet interrupted</w:t>
+              <w:t>cloud/edge service Internet interrupted</w:t>
             </w:r>
           </w:p>
         </w:tc>
@@ -5296,7 +5193,7 @@
                 <w:color w:val="000000"/>
                 <w:sz w:val="18"/>
               </w:rPr>
-              <w:t>Bay Station restart</w:t>
+              <w:t>cloud/edge service restart</w:t>
             </w:r>
           </w:p>
         </w:tc>

--- a/THESIS DOCUMENTATION/Design and Development of a Solar.docx
+++ b/THESIS DOCUMENTATION/Design and Development of a Solar.docx
@@ -151,7 +151,7 @@
     </w:p>
     <w:p>
       <w:r>
-        <w:t>The local context also fixes the deployment boundaries used in Chapter 2. The buoy carries an ESP32 controller, approved sensors, Wi-Fi/LTE telemetry, power, and security electronics, with no mini-PC on the water. A 4G/LTE modem may be installed on the buoy for remote field trials, while storage, processing, prediction, dashboard hosting, and alerts run on the approved cloud/edge service. The ESP32 continues local sampling and buffering during Internet interruption, then uploads records when the link returns.</w:t>
+        <w:t>The local context also fixes the deployment boundaries used in Chapter 2. The buoy carries an ESP32 controller, water pressure sensor, wind speed/direction sensor, GPS module for position and security, battery/solar power system, Wi-Fi/LTE internet telemetry, and required protection electronics, with no mini-PC on the water. A 4G/LTE modem may be installed on the buoy for remote field trials, while storage, processing, prediction, dashboard hosting, and alerts run on the approved cloud/edge service. The ESP32 continues local sampling and buffering during Internet interruption, then uploads records when the link returns.</w:t>
       </w:r>
       <w:r/>
       <w:r/>
@@ -698,7 +698,7 @@
     </w:p>
     <w:p>
       <w:r>
-        <w:t>The study is guided by an Input–Process–Output (IPO) framework. The input layer consists of direct pressure and wind observations together with supporting GPS, power, security, and health telemetry. The process layer consists of ESP32 acquisition (timestamping, validation, framing, buffering), the Wi-Fi/LTE cloud transport link to the approved cloud endpoint, and the cloud/edge service services (authentication, deduplication, storage, processing, prediction, alerts, API). The output layer consists of retained records, derived wave statistics, predictions, and operator messages, closed by evaluation evidence that determines whether each output is accurate, reliable, usable, and safe within the stated scope.</w:t>
+        <w:t>The study is guided by an Input–Process–Output (IPO) framework. The input layer consists of direct water pressure observations, wind speed/direction observations, GPS position/security telemetry, battery and solar power telemetry, and health/status telemetry. The process layer consists of ESP32 acquisition (timestamping, validation, framing, buffering), the Wi-Fi/LTE cloud transport link to the approved cloud endpoint, and the cloud/edge service services (authentication, deduplication, storage, processing, prediction, alerts, API). The output layer consists of retained records, derived wave statistics, predictions, and operator messages, closed by evaluation evidence that determines whether each output is accurate, reliable, usable, and safe within the stated scope.</w:t>
       </w:r>
       <w:r/>
       <w:r/>
@@ -1597,7 +1597,7 @@
         <w:rPr>
           <w:color w:val="000000"/>
         </w:rPr>
-        <w:t>The approved architecture follows an Input–Process–Output (IPO) framework (see Figure 1). Direct pressure and wind observations, with supporting GPS, power, security, and health telemetry, form the input layer; the ESP32 acquisition layer, the Wi-Fi/LTE cloud transport link, and the cloud/edge service services form the process layer; retained records, derived wave statistics, predictions, and operator messages form the output layer, closed by evaluation evidence that determines whether each output is accurate, reliable, usable, and safe for the stated research scope.</w:t>
+        <w:t>The approved architecture follows an Input–Process–Output (IPO) framework (see Figure 1). Water pressure observations, wind speed/direction observations, GPS position/security telemetry, battery and solar power telemetry, and health/status telemetry form the input layer; the ESP32 acquisition layer, the Wi-Fi/LTE cloud transport link, and the cloud/edge service services form the process layer; retained records, derived wave statistics, predictions, and operator messages form the output layer, closed by evaluation evidence that determines whether each output is accurate, reliable, usable, and safe for the stated research scope.</w:t>
       </w:r>
       <w:r>
         <w:rPr>
@@ -2248,19 +2248,17 @@
         <w:rPr>
           <w:color w:val="000000"/>
         </w:rPr>
-        <w:t>Primary data. The buoy acquires three classes of data. Underwater pressure is sampled at a rate justified by the target wave band, since pressure-based wave measurement is valid only when attenuation, sensor depth, and frequency</w:t>
+        <w:t>Primary data. The buoy acquires the core proposal data: underwater pressure for pressure-based wave behavior, wind speed and direction for local wind condition, GPS position for exact location and security/drift monitoring, and battery/solar telemetry for power validation. Underwater pressure is sampled at a rate justified by the target wave band, since pressure-based wave measurement is valid only when attenuation, sensor depth, and frequency response are handled correctly (Meulé et al., 2024; Zhou et al., 2025). Wind speed and direction are acquired through the prototype anemometer/vane assembly, and supporting telemetry — GPS position/time, battery/solar status, enclosure/security state, and system health — is acquired at independent, documented rates. Every record is assigned a station identifier, packet/sequence number, original sample timestamp, firmware/schema version, source label, and quality flags before transmission.</w:t>
       </w:r>
       <w:r>
         <w:rPr>
           <w:color w:val="000000"/>
         </w:rPr>
-        <w:t xml:space="preserve"> response are handled correctly (Meulé et al., 2024; Zhou et al., 2025). Wind speed and direction are acquired through the prototype anemometer/vane assembly, and supporting telemetry — GPS position/time, battery/solar status, enclosure/security state, and</w:t>
       </w:r>
       <w:r>
         <w:rPr>
           <w:color w:val="000000"/>
         </w:rPr>
-        <w:t xml:space="preserve"> system health — is acquired at independent, documented rates. Every record is assigned a station identifier, packet/sequence number, original sample timestamp, firmware/schema version, source label, and quality flags before transmission.</w:t>
       </w:r>
     </w:p>
     <w:p>
